--- a/downloads/Labo-Assemblage-InstallatieOs-verslag.docx
+++ b/downloads/Labo-Assemblage-InstallatieOs-verslag.docx
@@ -38,7 +38,7 @@
     </w:p>
     <w:p>
       <w:r>
-        <w:t>Een computer zonder besturingssysteem heeft niets om van te starten, en dat los je op met een USB-stick. Je schrijft er een Linux-installatie op, laat de firmware van die stick opstarten en brengt de installatiewizard op het scherm.</w:t>
+        <w:t>Je schrijft een Linux-installatie naar een USB-stick, past de opstartvolgorde in de firmware aan zodat de computer daarvan start, en brengt de installatiewizard op het scherm.</w:t>
       </w:r>
     </w:p>
     <w:p>

--- a/downloads/Labo-Assemblage-InstallatieOs-verslag.docx
+++ b/downloads/Labo-Assemblage-InstallatieOs-verslag.docx
@@ -99,6 +99,11 @@
       </w:pPr>
       <w:r>
         <w:t>Start de computer opnieuw op. De installatiewizard van het besturingssysteem hoort dan te verschijnen.</w:t>
+      </w:r>
+    </w:p>
+    <w:p>
+      <w:r>
+        <w:t>De foto in het kader hieronder is het bewijs dat je deze opdracht in het labo gemaakt hebt.</w:t>
       </w:r>
     </w:p>
     <w:p>
